--- a/redaction/chapitre15/paragraphes.docx
+++ b/redaction/chapitre15/paragraphes.docx
@@ -2,13 +2,13 @@
 <file path=word/document.xml><?xml version="1.0" encoding="utf-8"?>
 <w:document xmlns:w="http://schemas.openxmlformats.org/wordprocessingml/2006/main" xmlns:m="http://schemas.openxmlformats.org/officeDocument/2006/math" xmlns:r="http://schemas.openxmlformats.org/officeDocument/2006/relationships" xmlns:o="urn:schemas-microsoft-com:office:office" xmlns:v="urn:schemas-microsoft-com:vml" xmlns:w10="urn:schemas-microsoft-com:office:word" xmlns:a="http://schemas.openxmlformats.org/drawingml/2006/main" xmlns:pic="http://schemas.openxmlformats.org/drawingml/2006/picture" xmlns:wp="http://schemas.openxmlformats.org/drawingml/2006/wordprocessingDrawing">
   <w:body>
-    <w:bookmarkStart w:id="27" w:name="Xc1878706084a6127111811281bea3197623094b"/>
+    <w:bookmarkStart w:id="24" w:name="Xde4039b105dc491586e7d0982c24e6401a93c05"/>
     <w:p>
       <w:pPr>
         <w:pStyle w:val="Heading1"/>
       </w:pPr>
       <w:r>
-        <w:t xml:space="preserve">Chapitre 15 : Programmation orientée objets</w:t>
+        <w:t xml:space="preserve">Chapitre 13 : Environnement virtuel adapté à chaque application</w:t>
       </w:r>
     </w:p>
     <w:p>
@@ -16,7 +16,7 @@
         <w:pStyle w:val="FirstParagraph"/>
       </w:pPr>
       <w:r>
-        <w:t xml:space="preserve">La programmation orientée objets permet de structurer un programme autour de concepts et de données modélisés sous forme de classes et d’objets. Maîtriser ces principes est indispensable pour concevoir des architectures logicielles modulaires et maintenables.</w:t>
+        <w:t xml:space="preserve">La création d’environnements virtuels permet d’isoler les dépendances de chaque application Python pour éviter les conflits entre les bibliothèques installées sur le système. Maîtriser ces outils est indispensable pour garantir la stabilité et la reproductibilité de vos projets.</w:t>
       </w:r>
       <w:r>
         <w:t xml:space="preserve"> </w:t>
@@ -33,7 +33,16 @@
         </w:numPr>
       </w:pPr>
       <w:r>
-        <w:t xml:space="preserve">Approche de l’orienté objets</w:t>
+        <w:t xml:space="preserve">Création d’un contexte Python isolé avec</w:t>
+      </w:r>
+      <w:r>
+        <w:t xml:space="preserve"> </w:t>
+      </w:r>
+      <w:r>
+        <w:rPr>
+          <w:rStyle w:val="VerbatimChar"/>
+        </w:rPr>
+        <w:t xml:space="preserve">venv</w:t>
       </w:r>
     </w:p>
     <w:p>
@@ -44,61 +53,25 @@
         </w:numPr>
       </w:pPr>
       <w:r>
-        <w:t xml:space="preserve">Composition d’une classe (constructeur, méthodes et données)</w:t>
-      </w:r>
-    </w:p>
-    <w:p>
-      <w:pPr>
-        <w:numPr>
-          <w:ilvl w:val="0"/>
-          <w:numId w:val="1001"/>
-        </w:numPr>
-      </w:pPr>
-      <w:r>
-        <w:t xml:space="preserve">Objets et instances de classe (</w:t>
+        <w:t xml:space="preserve">Utilisation des scripts d’activation et de désactivation (</w:t>
       </w:r>
       <w:r>
         <w:rPr>
           <w:rStyle w:val="VerbatimChar"/>
         </w:rPr>
-        <w:t xml:space="preserve">self</w:t>
-      </w:r>
-      <w:r>
-        <w:t xml:space="preserve">,</w:t>
-      </w:r>
-      <w:r>
-        <w:t xml:space="preserve"> </w:t>
+        <w:t xml:space="preserve">activate</w:t>
+      </w:r>
+      <w:r>
+        <w:t xml:space="preserve">/</w:t>
       </w:r>
       <w:r>
         <w:rPr>
           <w:rStyle w:val="VerbatimChar"/>
         </w:rPr>
-        <w:t xml:space="preserve">super</w:t>
+        <w:t xml:space="preserve">deactivate</w:t>
       </w:r>
       <w:r>
         <w:t xml:space="preserve">)</w:t>
-      </w:r>
-    </w:p>
-    <w:p>
-      <w:pPr>
-        <w:numPr>
-          <w:ilvl w:val="0"/>
-          <w:numId w:val="1001"/>
-        </w:numPr>
-      </w:pPr>
-      <w:r>
-        <w:t xml:space="preserve">Héritage de classes et redéfinition</w:t>
-      </w:r>
-    </w:p>
-    <w:p>
-      <w:pPr>
-        <w:numPr>
-          <w:ilvl w:val="0"/>
-          <w:numId w:val="1001"/>
-        </w:numPr>
-      </w:pPr>
-      <w:r>
-        <w:t xml:space="preserve">Packages, imports et classes</w:t>
       </w:r>
     </w:p>
     <w:p>
@@ -108,13 +81,13 @@
         </w:pict>
       </w:r>
     </w:p>
-    <w:bookmarkStart w:id="20" w:name="approche-de-lorienté-objets"/>
+    <w:bookmarkStart w:id="20" w:name="X2edcb2a42c16584fc9b21fcb941ebb4e03686f0"/>
     <w:p>
       <w:pPr>
         <w:pStyle w:val="Heading2"/>
       </w:pPr>
       <w:r>
-        <w:t xml:space="preserve">Approche de l’orienté objets</w:t>
+        <w:t xml:space="preserve">Création d’un context python isolé avec venv</w:t>
       </w:r>
     </w:p>
     <w:p>
@@ -122,7 +95,22 @@
         <w:pStyle w:val="FirstParagraph"/>
       </w:pPr>
       <w:r>
-        <w:t xml:space="preserve">L’approche orientée objets consiste à regrouper au sein d’une même entité (la classe) les données (attributs) et les traitements (méthodes) qui leur sont associés. Cela favorise l’encapsulation et la réutilisabilité du code.</w:t>
+        <w:t xml:space="preserve">Le module</w:t>
+      </w:r>
+      <w:r>
+        <w:t xml:space="preserve"> </w:t>
+      </w:r>
+      <w:r>
+        <w:rPr>
+          <w:rStyle w:val="VerbatimChar"/>
+        </w:rPr>
+        <w:t xml:space="preserve">venv</w:t>
+      </w:r>
+      <w:r>
+        <w:t xml:space="preserve"> </w:t>
+      </w:r>
+      <w:r>
+        <w:t xml:space="preserve">permet de générer un répertoire de travail contenant une copie autonome de l’interpréteur Python et de sa bibliothèque standard. Cela isole complètement l’environnement des paquets globaux de la machine.</w:t>
       </w:r>
     </w:p>
     <w:p>
@@ -133,37 +121,34 @@
         <w:rPr>
           <w:rStyle w:val="CommentTok"/>
         </w:rPr>
-        <w:t xml:space="preserve"># Modélisation conceptuelle d'un objet en Python</w:t>
+        <w:t xml:space="preserve"># Création d'un environnement virtuel nommé .venv dans le répertoire du projet</w:t>
       </w:r>
       <w:r>
         <w:br/>
       </w:r>
       <w:r>
         <w:rPr>
-          <w:rStyle w:val="KeywordTok"/>
-        </w:rPr>
-        <w:t xml:space="preserve">class</w:t>
+          <w:rStyle w:val="ExtensionTok"/>
+        </w:rPr>
+        <w:t xml:space="preserve">python</w:t>
       </w:r>
       <w:r>
         <w:rPr>
           <w:rStyle w:val="NormalTok"/>
         </w:rPr>
-        <w:t xml:space="preserve"> Vehicule:</w:t>
-      </w:r>
-      <w:r>
-        <w:br/>
+        <w:t xml:space="preserve"> </w:t>
+      </w:r>
+      <w:r>
+        <w:rPr>
+          <w:rStyle w:val="AttributeTok"/>
+        </w:rPr>
+        <w:t xml:space="preserve">-m</w:t>
       </w:r>
       <w:r>
         <w:rPr>
           <w:rStyle w:val="NormalTok"/>
         </w:rPr>
-        <w:t xml:space="preserve">    </w:t>
-      </w:r>
-      <w:r>
-        <w:rPr>
-          <w:rStyle w:val="ControlFlowTok"/>
-        </w:rPr>
-        <w:t xml:space="preserve">pass</w:t>
+        <w:t xml:space="preserve"> venv .venv</w:t>
       </w:r>
     </w:p>
     <w:p>
@@ -171,7 +156,22 @@
         <w:pStyle w:val="BlockText"/>
       </w:pPr>
       <w:r>
-        <w:t xml:space="preserve">💡 Pensez vos classes comme des plans de construction permettant de donner naissance à des objets autonomes dotés de comportements spécifiques.</w:t>
+        <w:t xml:space="preserve">💡 Nommez généralement votre environnement virtuel</w:t>
+      </w:r>
+      <w:r>
+        <w:t xml:space="preserve"> </w:t>
+      </w:r>
+      <w:r>
+        <w:rPr>
+          <w:rStyle w:val="VerbatimChar"/>
+        </w:rPr>
+        <w:t xml:space="preserve">.venv</w:t>
+      </w:r>
+      <w:r>
+        <w:t xml:space="preserve"> </w:t>
+      </w:r>
+      <w:r>
+        <w:t xml:space="preserve">pour qu’il soit facilement identifiable et ignoré par les outils de gestion de versions comme Git.</w:t>
       </w:r>
     </w:p>
     <w:p>
@@ -182,13 +182,13 @@
       </w:r>
     </w:p>
     <w:bookmarkEnd w:id="20"/>
-    <w:bookmarkStart w:id="21" w:name="Xed96184bd109809ec8e72c8fb26a48be0db0908"/>
+    <w:bookmarkStart w:id="21" w:name="script-activatedeactivate"/>
     <w:p>
       <w:pPr>
         <w:pStyle w:val="Heading2"/>
       </w:pPr>
       <w:r>
-        <w:t xml:space="preserve">Composition d’une classe - constructeur, méthodes et données</w:t>
+        <w:t xml:space="preserve">Script activate/deactivate</w:t>
       </w:r>
     </w:p>
     <w:p>
@@ -196,7 +196,7 @@
         <w:pStyle w:val="FirstParagraph"/>
       </w:pPr>
       <w:r>
-        <w:t xml:space="preserve">Une classe se compose d’un constructeur (la méthode spéciale</w:t>
+        <w:t xml:space="preserve">Les scripts</w:t>
       </w:r>
       <w:r>
         <w:t xml:space="preserve"> </w:t>
@@ -205,10 +205,43 @@
         <w:rPr>
           <w:rStyle w:val="VerbatimChar"/>
         </w:rPr>
-        <w:t xml:space="preserve">__init__</w:t>
-      </w:r>
-      <w:r>
-        <w:t xml:space="preserve">), de données attributaires et de méthodes pour définir les actions que l’objet peut réaliser.</w:t>
+        <w:t xml:space="preserve">activate</w:t>
+      </w:r>
+      <w:r>
+        <w:t xml:space="preserve"> </w:t>
+      </w:r>
+      <w:r>
+        <w:t xml:space="preserve">et</w:t>
+      </w:r>
+      <w:r>
+        <w:t xml:space="preserve"> </w:t>
+      </w:r>
+      <w:r>
+        <w:rPr>
+          <w:rStyle w:val="VerbatimChar"/>
+        </w:rPr>
+        <w:t xml:space="preserve">deactivate</w:t>
+      </w:r>
+      <w:r>
+        <w:t xml:space="preserve"> </w:t>
+      </w:r>
+      <w:r>
+        <w:t xml:space="preserve">permettent respectivement d’activer et de quitter l’environnement virtuel pour rediriger dynamiquement l’utilisation de la commande</w:t>
+      </w:r>
+      <w:r>
+        <w:t xml:space="preserve"> </w:t>
+      </w:r>
+      <w:r>
+        <w:rPr>
+          <w:rStyle w:val="VerbatimChar"/>
+        </w:rPr>
+        <w:t xml:space="preserve">pip</w:t>
+      </w:r>
+      <w:r>
+        <w:t xml:space="preserve"> </w:t>
+      </w:r>
+      <w:r>
+        <w:t xml:space="preserve">vers le dossier isolé.</w:t>
       </w:r>
     </w:p>
     <w:p>
@@ -219,141 +252,42 @@
         <w:rPr>
           <w:rStyle w:val="CommentTok"/>
         </w:rPr>
-        <w:t xml:space="preserve"># Définition d'une classe avec constructeur et méthode</w:t>
+        <w:t xml:space="preserve"># Activation de l'environnement virtuel sous Linux / macOS</w:t>
       </w:r>
       <w:r>
         <w:br/>
       </w:r>
       <w:r>
         <w:rPr>
-          <w:rStyle w:val="KeywordTok"/>
-        </w:rPr>
-        <w:t xml:space="preserve">class</w:t>
+          <w:rStyle w:val="BuiltInTok"/>
+        </w:rPr>
+        <w:t xml:space="preserve">source</w:t>
       </w:r>
       <w:r>
         <w:rPr>
           <w:rStyle w:val="NormalTok"/>
         </w:rPr>
-        <w:t xml:space="preserve"> CompteBancaire:</w:t>
-      </w:r>
-      <w:r>
-        <w:br/>
-      </w:r>
-      <w:r>
-        <w:rPr>
-          <w:rStyle w:val="NormalTok"/>
-        </w:rPr>
-        <w:t xml:space="preserve">    </w:t>
-      </w:r>
-      <w:r>
-        <w:rPr>
-          <w:rStyle w:val="KeywordTok"/>
-        </w:rPr>
-        <w:t xml:space="preserve">def</w:t>
-      </w:r>
-      <w:r>
-        <w:rPr>
-          <w:rStyle w:val="NormalTok"/>
-        </w:rPr>
+        <w:t xml:space="preserve"> .venv/bin/activate</w:t>
+      </w:r>
+    </w:p>
+    <w:p>
+      <w:pPr>
+        <w:pStyle w:val="BlockText"/>
+      </w:pPr>
+      <w:r>
+        <w:t xml:space="preserve">💡 Vérifiez toujours que votre invite de commande affiche le nom de l’environnement entre parenthèses (par exemple</w:t>
+      </w:r>
+      <w:r>
         <w:t xml:space="preserve"> </w:t>
       </w:r>
       <w:r>
         <w:rPr>
-          <w:rStyle w:val="FunctionTok"/>
-        </w:rPr>
-        <w:t xml:space="preserve">__init__</w:t>
-      </w:r>
-      <w:r>
-        <w:rPr>
-          <w:rStyle w:val="NormalTok"/>
-        </w:rPr>
-        <w:t xml:space="preserve">(</w:t>
-      </w:r>
-      <w:r>
-        <w:rPr>
-          <w:rStyle w:val="VariableTok"/>
-        </w:rPr>
-        <w:t xml:space="preserve">self</w:t>
-      </w:r>
-      <w:r>
-        <w:rPr>
-          <w:rStyle w:val="NormalTok"/>
-        </w:rPr>
-        <w:t xml:space="preserve">, titulaire, solde):</w:t>
-      </w:r>
-      <w:r>
-        <w:br/>
-      </w:r>
-      <w:r>
-        <w:rPr>
-          <w:rStyle w:val="NormalTok"/>
-        </w:rPr>
-        <w:t xml:space="preserve">        </w:t>
-      </w:r>
-      <w:r>
-        <w:rPr>
-          <w:rStyle w:val="VariableTok"/>
-        </w:rPr>
-        <w:t xml:space="preserve">self</w:t>
-      </w:r>
-      <w:r>
-        <w:rPr>
-          <w:rStyle w:val="NormalTok"/>
-        </w:rPr>
-        <w:t xml:space="preserve">.titulaire </w:t>
-      </w:r>
-      <w:r>
-        <w:rPr>
-          <w:rStyle w:val="OperatorTok"/>
-        </w:rPr>
-        <w:t xml:space="preserve">=</w:t>
-      </w:r>
-      <w:r>
-        <w:rPr>
-          <w:rStyle w:val="NormalTok"/>
-        </w:rPr>
-        <w:t xml:space="preserve"> titulaire</w:t>
-      </w:r>
-      <w:r>
-        <w:br/>
-      </w:r>
-      <w:r>
-        <w:rPr>
-          <w:rStyle w:val="NormalTok"/>
-        </w:rPr>
-        <w:t xml:space="preserve">        </w:t>
-      </w:r>
-      <w:r>
-        <w:rPr>
-          <w:rStyle w:val="VariableTok"/>
-        </w:rPr>
-        <w:t xml:space="preserve">self</w:t>
-      </w:r>
-      <w:r>
-        <w:rPr>
-          <w:rStyle w:val="NormalTok"/>
-        </w:rPr>
-        <w:t xml:space="preserve">.solde </w:t>
-      </w:r>
-      <w:r>
-        <w:rPr>
-          <w:rStyle w:val="OperatorTok"/>
-        </w:rPr>
-        <w:t xml:space="preserve">=</w:t>
-      </w:r>
-      <w:r>
-        <w:rPr>
-          <w:rStyle w:val="NormalTok"/>
-        </w:rPr>
-        <w:t xml:space="preserve"> solde</w:t>
-      </w:r>
-    </w:p>
-    <w:p>
-      <w:pPr>
-        <w:pStyle w:val="BlockText"/>
-      </w:pPr>
-      <w:r>
-        <w:t xml:space="preserve">💡 Le constructeur s’exécute automatiquement lors de l’instanciation de la classe pour initialiser l’état initial des données de l’objet.</w:t>
+          <w:rStyle w:val="VerbatimChar"/>
+        </w:rPr>
+        <w:t xml:space="preserve">(.venv)</w:t>
+      </w:r>
+      <w:r>
+        <w:t xml:space="preserve">) pour confirmer son activation correcte avant d’installer vos paquets.</w:t>
       </w:r>
     </w:p>
     <w:p>
@@ -364,1178 +298,142 @@
       </w:r>
     </w:p>
     <w:bookmarkEnd w:id="21"/>
-    <w:bookmarkStart w:id="22" w:name="objet-et-instance-de-class---self-super"/>
+    <w:bookmarkStart w:id="22" w:name="exemple-de-synthèse"/>
     <w:p>
       <w:pPr>
         <w:pStyle w:val="Heading2"/>
       </w:pPr>
       <w:r>
-        <w:t xml:space="preserve">Objet et instance de class - self, super</w:t>
-      </w:r>
-    </w:p>
-    <w:p>
-      <w:pPr>
-        <w:pStyle w:val="FirstParagraph"/>
-      </w:pPr>
-      <w:r>
-        <w:t xml:space="preserve">L’instance représente un objet concret issu d’une classe. Le paramètre</w:t>
-      </w:r>
-      <w:r>
+        <w:t xml:space="preserve">Exemple de synthèse</w:t>
+      </w:r>
+    </w:p>
+    <w:p>
+      <w:pPr>
+        <w:pStyle w:val="SourceCode"/>
+      </w:pPr>
+      <w:r>
+        <w:rPr>
+          <w:rStyle w:val="CommentTok"/>
+        </w:rPr>
+        <w:t xml:space="preserve"># Séquence complète de commandes pour configurer et utiliser un environnement virtuel sous Linux/macOS :</w:t>
+      </w:r>
+      <w:r>
+        <w:br/>
+      </w:r>
+      <w:r>
+        <w:br/>
+      </w:r>
+      <w:r>
+        <w:rPr>
+          <w:rStyle w:val="CommentTok"/>
+        </w:rPr>
+        <w:t xml:space="preserve"># 1. Création du contexte Python isolé</w:t>
+      </w:r>
+      <w:r>
+        <w:br/>
+      </w:r>
+      <w:r>
+        <w:rPr>
+          <w:rStyle w:val="ExtensionTok"/>
+        </w:rPr>
+        <w:t xml:space="preserve">python</w:t>
+      </w:r>
+      <w:r>
+        <w:rPr>
+          <w:rStyle w:val="NormalTok"/>
+        </w:rPr>
         <w:t xml:space="preserve"> </w:t>
       </w:r>
       <w:r>
         <w:rPr>
-          <w:rStyle w:val="VerbatimChar"/>
-        </w:rPr>
-        <w:t xml:space="preserve">self</w:t>
-      </w:r>
-      <w:r>
-        <w:t xml:space="preserve"> </w:t>
-      </w:r>
-      <w:r>
-        <w:t xml:space="preserve">fait référence à l’instance courante, tandis que</w:t>
-      </w:r>
-      <w:r>
-        <w:t xml:space="preserve"> </w:t>
-      </w:r>
-      <w:r>
-        <w:rPr>
-          <w:rStyle w:val="VerbatimChar"/>
-        </w:rPr>
-        <w:t xml:space="preserve">super()</w:t>
-      </w:r>
-      <w:r>
-        <w:t xml:space="preserve"> </w:t>
-      </w:r>
-      <w:r>
-        <w:t xml:space="preserve">permet d’accéder aux méthodes de la classe parente.</w:t>
-      </w:r>
-    </w:p>
-    <w:p>
-      <w:pPr>
-        <w:pStyle w:val="SourceCode"/>
-      </w:pPr>
+          <w:rStyle w:val="AttributeTok"/>
+        </w:rPr>
+        <w:t xml:space="preserve">-m</w:t>
+      </w:r>
+      <w:r>
+        <w:rPr>
+          <w:rStyle w:val="NormalTok"/>
+        </w:rPr>
+        <w:t xml:space="preserve"> venv mon_env</w:t>
+      </w:r>
+      <w:r>
+        <w:br/>
+      </w:r>
+      <w:r>
+        <w:br/>
+      </w:r>
       <w:r>
         <w:rPr>
           <w:rStyle w:val="CommentTok"/>
         </w:rPr>
-        <w:t xml:space="preserve"># Utilisation de self pour lier les données à l'instance</w:t>
+        <w:t xml:space="preserve"># 2. Activation de l'environnement virtuel</w:t>
       </w:r>
       <w:r>
         <w:br/>
       </w:r>
       <w:r>
         <w:rPr>
-          <w:rStyle w:val="KeywordTok"/>
-        </w:rPr>
-        <w:t xml:space="preserve">class</w:t>
+          <w:rStyle w:val="BuiltInTok"/>
+        </w:rPr>
+        <w:t xml:space="preserve">source</w:t>
       </w:r>
       <w:r>
         <w:rPr>
           <w:rStyle w:val="NormalTok"/>
         </w:rPr>
-        <w:t xml:space="preserve"> Chien:</w:t>
+        <w:t xml:space="preserve"> mon_env/bin/activate</w:t>
       </w:r>
       <w:r>
         <w:br/>
       </w:r>
       <w:r>
+        <w:br/>
+      </w:r>
+      <w:r>
+        <w:rPr>
+          <w:rStyle w:val="CommentTok"/>
+        </w:rPr>
+        <w:t xml:space="preserve"># 3. Installation d'une bibliothèque tierce dans cet environnement isolé</w:t>
+      </w:r>
+      <w:r>
+        <w:br/>
+      </w:r>
+      <w:r>
+        <w:rPr>
+          <w:rStyle w:val="ExtensionTok"/>
+        </w:rPr>
+        <w:t xml:space="preserve">pip</w:t>
+      </w:r>
+      <w:r>
         <w:rPr>
           <w:rStyle w:val="NormalTok"/>
         </w:rPr>
-        <w:t xml:space="preserve">    </w:t>
-      </w:r>
-      <w:r>
-        <w:rPr>
-          <w:rStyle w:val="KeywordTok"/>
-        </w:rPr>
-        <w:t xml:space="preserve">def</w:t>
-      </w:r>
-      <w:r>
-        <w:rPr>
-          <w:rStyle w:val="NormalTok"/>
-        </w:rPr>
-        <w:t xml:space="preserve"> </w:t>
-      </w:r>
-      <w:r>
-        <w:rPr>
-          <w:rStyle w:val="FunctionTok"/>
-        </w:rPr>
-        <w:t xml:space="preserve">__init__</w:t>
-      </w:r>
-      <w:r>
-        <w:rPr>
-          <w:rStyle w:val="NormalTok"/>
-        </w:rPr>
-        <w:t xml:space="preserve">(</w:t>
-      </w:r>
-      <w:r>
-        <w:rPr>
-          <w:rStyle w:val="VariableTok"/>
-        </w:rPr>
-        <w:t xml:space="preserve">self</w:t>
-      </w:r>
-      <w:r>
-        <w:rPr>
-          <w:rStyle w:val="NormalTok"/>
-        </w:rPr>
-        <w:t xml:space="preserve">, nom):</w:t>
+        <w:t xml:space="preserve"> install requests</w:t>
       </w:r>
       <w:r>
         <w:br/>
       </w:r>
       <w:r>
-        <w:rPr>
-          <w:rStyle w:val="NormalTok"/>
-        </w:rPr>
-        <w:t xml:space="preserve">        </w:t>
-      </w:r>
-      <w:r>
-        <w:rPr>
-          <w:rStyle w:val="VariableTok"/>
-        </w:rPr>
-        <w:t xml:space="preserve">self</w:t>
-      </w:r>
-      <w:r>
-        <w:rPr>
-          <w:rStyle w:val="NormalTok"/>
-        </w:rPr>
-        <w:t xml:space="preserve">.nom </w:t>
-      </w:r>
-      <w:r>
-        <w:rPr>
-          <w:rStyle w:val="OperatorTok"/>
-        </w:rPr>
-        <w:t xml:space="preserve">=</w:t>
-      </w:r>
-      <w:r>
-        <w:rPr>
-          <w:rStyle w:val="NormalTok"/>
-        </w:rPr>
-        <w:t xml:space="preserve"> nom</w:t>
-      </w:r>
-      <w:r>
         <w:br/>
       </w:r>
       <w:r>
         <w:rPr>
-          <w:rStyle w:val="NormalTok"/>
-        </w:rPr>
-        <w:t xml:space="preserve">        </w:t>
+          <w:rStyle w:val="CommentTok"/>
+        </w:rPr>
+        <w:t xml:space="preserve"># 4. Sortie de l'environnement virtuel</w:t>
       </w:r>
       <w:r>
         <w:br/>
       </w:r>
       <w:r>
         <w:rPr>
-          <w:rStyle w:val="NormalTok"/>
-        </w:rPr>
-        <w:t xml:space="preserve">    </w:t>
-      </w:r>
-      <w:r>
-        <w:rPr>
-          <w:rStyle w:val="KeywordTok"/>
-        </w:rPr>
-        <w:t xml:space="preserve">def</w:t>
-      </w:r>
-      <w:r>
-        <w:rPr>
-          <w:rStyle w:val="NormalTok"/>
-        </w:rPr>
-        <w:t xml:space="preserve"> aboyer(</w:t>
-      </w:r>
-      <w:r>
-        <w:rPr>
-          <w:rStyle w:val="VariableTok"/>
-        </w:rPr>
-        <w:t xml:space="preserve">self</w:t>
-      </w:r>
-      <w:r>
-        <w:rPr>
-          <w:rStyle w:val="NormalTok"/>
-        </w:rPr>
-        <w:t xml:space="preserve">):</w:t>
-      </w:r>
-      <w:r>
-        <w:br/>
-      </w:r>
-      <w:r>
-        <w:rPr>
-          <w:rStyle w:val="NormalTok"/>
-        </w:rPr>
-        <w:t xml:space="preserve">        </w:t>
-      </w:r>
-      <w:r>
-        <w:rPr>
-          <w:rStyle w:val="ControlFlowTok"/>
-        </w:rPr>
-        <w:t xml:space="preserve">return</w:t>
-      </w:r>
-      <w:r>
-        <w:rPr>
-          <w:rStyle w:val="NormalTok"/>
-        </w:rPr>
-        <w:t xml:space="preserve"> </w:t>
-      </w:r>
-      <w:r>
-        <w:rPr>
-          <w:rStyle w:val="SpecialStringTok"/>
-        </w:rPr>
-        <w:t xml:space="preserve">f"</w:t>
-      </w:r>
-      <w:r>
-        <w:rPr>
-          <w:rStyle w:val="SpecialCharTok"/>
-        </w:rPr>
-        <w:t xml:space="preserve">{</w:t>
-      </w:r>
-      <w:r>
-        <w:rPr>
-          <w:rStyle w:val="VariableTok"/>
-        </w:rPr>
-        <w:t xml:space="preserve">self</w:t>
-      </w:r>
-      <w:r>
-        <w:rPr>
-          <w:rStyle w:val="SpecialCharTok"/>
-        </w:rPr>
-        <w:t xml:space="preserve">.</w:t>
-      </w:r>
-      <w:r>
-        <w:rPr>
-          <w:rStyle w:val="NormalTok"/>
-        </w:rPr>
-        <w:t xml:space="preserve">nom</w:t>
-      </w:r>
-      <w:r>
-        <w:rPr>
-          <w:rStyle w:val="SpecialCharTok"/>
-        </w:rPr>
-        <w:t xml:space="preserve">}</w:t>
-      </w:r>
-      <w:r>
-        <w:rPr>
-          <w:rStyle w:val="SpecialStringTok"/>
-        </w:rPr>
-        <w:t xml:space="preserve"> aboie !"</w:t>
-      </w:r>
-    </w:p>
-    <w:p>
-      <w:pPr>
-        <w:pStyle w:val="BlockText"/>
-      </w:pPr>
-      <w:r>
-        <w:t xml:space="preserve">💡 Utilisez systématiquement</w:t>
-      </w:r>
-      <w:r>
-        <w:t xml:space="preserve"> </w:t>
-      </w:r>
-      <w:r>
-        <w:rPr>
-          <w:rStyle w:val="VerbatimChar"/>
-        </w:rPr>
-        <w:t xml:space="preserve">self</w:t>
-      </w:r>
-      <w:r>
-        <w:t xml:space="preserve"> </w:t>
-      </w:r>
-      <w:r>
-        <w:t xml:space="preserve">comme premier paramètre de vos méthodes d’instance pour garantir l’accès correct aux attributs propres de l’objet.</w:t>
-      </w:r>
-    </w:p>
-    <w:p>
-      <w:r>
-        <w:pict>
-          <v:rect style="width:0;height:1.5pt" o:hralign="center" o:hrstd="t" o:hr="t"/>
-        </w:pict>
+          <w:rStyle w:val="ExtensionTok"/>
+        </w:rPr>
+        <w:t xml:space="preserve">deactivate</w:t>
       </w:r>
     </w:p>
     <w:bookmarkEnd w:id="22"/>
-    <w:bookmarkStart w:id="23" w:name="héritage-de-classes-et-redéfinition"/>
-    <w:p>
-      <w:pPr>
-        <w:pStyle w:val="Heading2"/>
-      </w:pPr>
-      <w:r>
-        <w:t xml:space="preserve">Héritage de classes et redéfinition</w:t>
-      </w:r>
-    </w:p>
-    <w:p>
-      <w:pPr>
-        <w:pStyle w:val="FirstParagraph"/>
-      </w:pPr>
-      <w:r>
-        <w:t xml:space="preserve">L’héritage permet de créer une nouvelle classe (fille) à partir d’une classe existante (parente) pour réutiliser du code et redéfinir certains comportements spécifiques.</w:t>
-      </w:r>
-    </w:p>
-    <w:p>
-      <w:pPr>
-        <w:pStyle w:val="SourceCode"/>
-      </w:pPr>
-      <w:r>
-        <w:rPr>
-          <w:rStyle w:val="CommentTok"/>
-        </w:rPr>
-        <w:t xml:space="preserve"># Héritage simple et spécialisation</w:t>
-      </w:r>
-      <w:r>
-        <w:br/>
-      </w:r>
-      <w:r>
-        <w:rPr>
-          <w:rStyle w:val="KeywordTok"/>
-        </w:rPr>
-        <w:t xml:space="preserve">class</w:t>
-      </w:r>
-      <w:r>
-        <w:rPr>
-          <w:rStyle w:val="NormalTok"/>
-        </w:rPr>
-        <w:t xml:space="preserve"> Animal:</w:t>
-      </w:r>
-      <w:r>
-        <w:br/>
-      </w:r>
-      <w:r>
-        <w:rPr>
-          <w:rStyle w:val="NormalTok"/>
-        </w:rPr>
-        <w:t xml:space="preserve">    </w:t>
-      </w:r>
-      <w:r>
-        <w:rPr>
-          <w:rStyle w:val="KeywordTok"/>
-        </w:rPr>
-        <w:t xml:space="preserve">def</w:t>
-      </w:r>
-      <w:r>
-        <w:rPr>
-          <w:rStyle w:val="NormalTok"/>
-        </w:rPr>
-        <w:t xml:space="preserve"> emettre_son(</w:t>
-      </w:r>
-      <w:r>
-        <w:rPr>
-          <w:rStyle w:val="VariableTok"/>
-        </w:rPr>
-        <w:t xml:space="preserve">self</w:t>
-      </w:r>
-      <w:r>
-        <w:rPr>
-          <w:rStyle w:val="NormalTok"/>
-        </w:rPr>
-        <w:t xml:space="preserve">):</w:t>
-      </w:r>
-      <w:r>
-        <w:br/>
-      </w:r>
-      <w:r>
-        <w:rPr>
-          <w:rStyle w:val="NormalTok"/>
-        </w:rPr>
-        <w:t xml:space="preserve">        </w:t>
-      </w:r>
-      <w:r>
-        <w:rPr>
-          <w:rStyle w:val="ControlFlowTok"/>
-        </w:rPr>
-        <w:t xml:space="preserve">return</w:t>
-      </w:r>
-      <w:r>
-        <w:rPr>
-          <w:rStyle w:val="NormalTok"/>
-        </w:rPr>
-        <w:t xml:space="preserve"> </w:t>
-      </w:r>
-      <w:r>
-        <w:rPr>
-          <w:rStyle w:val="StringTok"/>
-        </w:rPr>
-        <w:t xml:space="preserve">"Son générique"</w:t>
-      </w:r>
-      <w:r>
-        <w:br/>
-      </w:r>
-      <w:r>
-        <w:br/>
-      </w:r>
-      <w:r>
-        <w:rPr>
-          <w:rStyle w:val="KeywordTok"/>
-        </w:rPr>
-        <w:t xml:space="preserve">class</w:t>
-      </w:r>
-      <w:r>
-        <w:rPr>
-          <w:rStyle w:val="NormalTok"/>
-        </w:rPr>
-        <w:t xml:space="preserve"> Chat(Animal):</w:t>
-      </w:r>
-      <w:r>
-        <w:br/>
-      </w:r>
-      <w:r>
-        <w:rPr>
-          <w:rStyle w:val="NormalTok"/>
-        </w:rPr>
-        <w:t xml:space="preserve">    </w:t>
-      </w:r>
-      <w:r>
-        <w:rPr>
-          <w:rStyle w:val="KeywordTok"/>
-        </w:rPr>
-        <w:t xml:space="preserve">def</w:t>
-      </w:r>
-      <w:r>
-        <w:rPr>
-          <w:rStyle w:val="NormalTok"/>
-        </w:rPr>
-        <w:t xml:space="preserve"> emettre_son(</w:t>
-      </w:r>
-      <w:r>
-        <w:rPr>
-          <w:rStyle w:val="VariableTok"/>
-        </w:rPr>
-        <w:t xml:space="preserve">self</w:t>
-      </w:r>
-      <w:r>
-        <w:rPr>
-          <w:rStyle w:val="NormalTok"/>
-        </w:rPr>
-        <w:t xml:space="preserve">):</w:t>
-      </w:r>
-      <w:r>
-        <w:br/>
-      </w:r>
-      <w:r>
-        <w:rPr>
-          <w:rStyle w:val="NormalTok"/>
-        </w:rPr>
-        <w:t xml:space="preserve">        </w:t>
-      </w:r>
-      <w:r>
-        <w:rPr>
-          <w:rStyle w:val="ControlFlowTok"/>
-        </w:rPr>
-        <w:t xml:space="preserve">return</w:t>
-      </w:r>
-      <w:r>
-        <w:rPr>
-          <w:rStyle w:val="NormalTok"/>
-        </w:rPr>
-        <w:t xml:space="preserve"> </w:t>
-      </w:r>
-      <w:r>
-        <w:rPr>
-          <w:rStyle w:val="StringTok"/>
-        </w:rPr>
-        <w:t xml:space="preserve">"Miaou"</w:t>
-      </w:r>
-    </w:p>
-    <w:p>
-      <w:pPr>
-        <w:pStyle w:val="BlockText"/>
-      </w:pPr>
-      <w:r>
-        <w:t xml:space="preserve">💡 La redéfinition de méthodes (</w:t>
-      </w:r>
-      <w:r>
-        <w:rPr>
-          <w:iCs/>
-          <w:i/>
-        </w:rPr>
-        <w:t xml:space="preserve">method overriding</w:t>
-      </w:r>
-      <w:r>
-        <w:t xml:space="preserve">) permet d’adapter le comportement d’une classe fille tout en conservant la signature de la classe parente.</w:t>
-      </w:r>
-    </w:p>
-    <w:p>
-      <w:r>
-        <w:pict>
-          <v:rect style="width:0;height:1.5pt" o:hralign="center" o:hrstd="t" o:hr="t"/>
-        </w:pict>
-      </w:r>
-    </w:p>
-    <w:bookmarkEnd w:id="23"/>
-    <w:bookmarkStart w:id="24" w:name="packages-et-imports-et-classes"/>
-    <w:p>
-      <w:pPr>
-        <w:pStyle w:val="Heading2"/>
-      </w:pPr>
-      <w:r>
-        <w:t xml:space="preserve">Packages et imports et classes</w:t>
-      </w:r>
-    </w:p>
-    <w:p>
-      <w:pPr>
-        <w:pStyle w:val="FirstParagraph"/>
-      </w:pPr>
-      <w:r>
-        <w:t xml:space="preserve">L’organisation des classes au sein de modules et de packages permet de structurer les grands projets logiciels et de les importer proprement là où ils sont nécessaires.</w:t>
-      </w:r>
-    </w:p>
-    <w:p>
-      <w:pPr>
-        <w:pStyle w:val="SourceCode"/>
-      </w:pPr>
-      <w:r>
-        <w:rPr>
-          <w:rStyle w:val="CommentTok"/>
-        </w:rPr>
-        <w:t xml:space="preserve"># Importation ciblée d'une classe depuis un module de package</w:t>
-      </w:r>
-      <w:r>
-        <w:br/>
-      </w:r>
-      <w:r>
-        <w:rPr>
-          <w:rStyle w:val="CommentTok"/>
-        </w:rPr>
-        <w:t xml:space="preserve"># from mon_package.modele import CompteBancaire</w:t>
-      </w:r>
-    </w:p>
-    <w:p>
-      <w:pPr>
-        <w:pStyle w:val="BlockText"/>
-      </w:pPr>
-      <w:r>
-        <w:t xml:space="preserve">💡 Veillez à regrouper les classes ayant des responsabilités métiers proches au sein d’un même module pour préserver la clarté de votre architecture.</w:t>
-      </w:r>
-    </w:p>
-    <w:p>
-      <w:r>
-        <w:pict>
-          <v:rect style="width:0;height:1.5pt" o:hralign="center" o:hrstd="t" o:hr="t"/>
-        </w:pict>
-      </w:r>
-    </w:p>
-    <w:bookmarkEnd w:id="24"/>
-    <w:bookmarkStart w:id="25" w:name="exemple-de-synthèse"/>
-    <w:p>
-      <w:pPr>
-        <w:pStyle w:val="Heading2"/>
-      </w:pPr>
-      <w:r>
-        <w:t xml:space="preserve">Exemple de synthèse</w:t>
-      </w:r>
-    </w:p>
-    <w:p>
-      <w:pPr>
-        <w:pStyle w:val="SourceCode"/>
-      </w:pPr>
-      <w:r>
-        <w:rPr>
-          <w:rStyle w:val="CommentTok"/>
-        </w:rPr>
-        <w:t xml:space="preserve"># Programme complet combinant classes, constructeur, méthodes, self, héritage et redéfinition</w:t>
-      </w:r>
-      <w:r>
-        <w:br/>
-      </w:r>
-      <w:r>
-        <w:br/>
-      </w:r>
-      <w:r>
-        <w:rPr>
-          <w:rStyle w:val="KeywordTok"/>
-        </w:rPr>
-        <w:t xml:space="preserve">class</w:t>
-      </w:r>
-      <w:r>
-        <w:rPr>
-          <w:rStyle w:val="NormalTok"/>
-        </w:rPr>
-        <w:t xml:space="preserve"> Utilisateur:</w:t>
-      </w:r>
-      <w:r>
-        <w:br/>
-      </w:r>
-      <w:r>
-        <w:rPr>
-          <w:rStyle w:val="NormalTok"/>
-        </w:rPr>
-        <w:t xml:space="preserve">    </w:t>
-      </w:r>
-      <w:r>
-        <w:rPr>
-          <w:rStyle w:val="CommentTok"/>
-        </w:rPr>
-        <w:t xml:space="preserve">"""Classe parente représentant un utilisateur générique."""</w:t>
-      </w:r>
-      <w:r>
-        <w:br/>
-      </w:r>
-      <w:r>
-        <w:rPr>
-          <w:rStyle w:val="NormalTok"/>
-        </w:rPr>
-        <w:t xml:space="preserve">    </w:t>
-      </w:r>
-      <w:r>
-        <w:rPr>
-          <w:rStyle w:val="KeywordTok"/>
-        </w:rPr>
-        <w:t xml:space="preserve">def</w:t>
-      </w:r>
-      <w:r>
-        <w:rPr>
-          <w:rStyle w:val="NormalTok"/>
-        </w:rPr>
-        <w:t xml:space="preserve"> </w:t>
-      </w:r>
-      <w:r>
-        <w:rPr>
-          <w:rStyle w:val="FunctionTok"/>
-        </w:rPr>
-        <w:t xml:space="preserve">__init__</w:t>
-      </w:r>
-      <w:r>
-        <w:rPr>
-          <w:rStyle w:val="NormalTok"/>
-        </w:rPr>
-        <w:t xml:space="preserve">(</w:t>
-      </w:r>
-      <w:r>
-        <w:rPr>
-          <w:rStyle w:val="VariableTok"/>
-        </w:rPr>
-        <w:t xml:space="preserve">self</w:t>
-      </w:r>
-      <w:r>
-        <w:rPr>
-          <w:rStyle w:val="NormalTok"/>
-        </w:rPr>
-        <w:t xml:space="preserve">, identifiant):</w:t>
-      </w:r>
-      <w:r>
-        <w:br/>
-      </w:r>
-      <w:r>
-        <w:rPr>
-          <w:rStyle w:val="NormalTok"/>
-        </w:rPr>
-        <w:t xml:space="preserve">        </w:t>
-      </w:r>
-      <w:r>
-        <w:rPr>
-          <w:rStyle w:val="VariableTok"/>
-        </w:rPr>
-        <w:t xml:space="preserve">self</w:t>
-      </w:r>
-      <w:r>
-        <w:rPr>
-          <w:rStyle w:val="NormalTok"/>
-        </w:rPr>
-        <w:t xml:space="preserve">.identifiant </w:t>
-      </w:r>
-      <w:r>
-        <w:rPr>
-          <w:rStyle w:val="OperatorTok"/>
-        </w:rPr>
-        <w:t xml:space="preserve">=</w:t>
-      </w:r>
-      <w:r>
-        <w:rPr>
-          <w:rStyle w:val="NormalTok"/>
-        </w:rPr>
-        <w:t xml:space="preserve"> identifiant</w:t>
-      </w:r>
-      <w:r>
-        <w:br/>
-      </w:r>
-      <w:r>
-        <w:br/>
-      </w:r>
-      <w:r>
-        <w:rPr>
-          <w:rStyle w:val="NormalTok"/>
-        </w:rPr>
-        <w:t xml:space="preserve">    </w:t>
-      </w:r>
-      <w:r>
-        <w:rPr>
-          <w:rStyle w:val="KeywordTok"/>
-        </w:rPr>
-        <w:t xml:space="preserve">def</w:t>
-      </w:r>
-      <w:r>
-        <w:rPr>
-          <w:rStyle w:val="NormalTok"/>
-        </w:rPr>
-        <w:t xml:space="preserve"> obtenir_profil(</w:t>
-      </w:r>
-      <w:r>
-        <w:rPr>
-          <w:rStyle w:val="VariableTok"/>
-        </w:rPr>
-        <w:t xml:space="preserve">self</w:t>
-      </w:r>
-      <w:r>
-        <w:rPr>
-          <w:rStyle w:val="NormalTok"/>
-        </w:rPr>
-        <w:t xml:space="preserve">):</w:t>
-      </w:r>
-      <w:r>
-        <w:br/>
-      </w:r>
-      <w:r>
-        <w:rPr>
-          <w:rStyle w:val="NormalTok"/>
-        </w:rPr>
-        <w:t xml:space="preserve">        </w:t>
-      </w:r>
-      <w:r>
-        <w:rPr>
-          <w:rStyle w:val="ControlFlowTok"/>
-        </w:rPr>
-        <w:t xml:space="preserve">return</w:t>
-      </w:r>
-      <w:r>
-        <w:rPr>
-          <w:rStyle w:val="NormalTok"/>
-        </w:rPr>
-        <w:t xml:space="preserve"> </w:t>
-      </w:r>
-      <w:r>
-        <w:rPr>
-          <w:rStyle w:val="SpecialStringTok"/>
-        </w:rPr>
-        <w:t xml:space="preserve">f"Utilisateur ID : </w:t>
-      </w:r>
-      <w:r>
-        <w:rPr>
-          <w:rStyle w:val="SpecialCharTok"/>
-        </w:rPr>
-        <w:t xml:space="preserve">{</w:t>
-      </w:r>
-      <w:r>
-        <w:rPr>
-          <w:rStyle w:val="VariableTok"/>
-        </w:rPr>
-        <w:t xml:space="preserve">self</w:t>
-      </w:r>
-      <w:r>
-        <w:rPr>
-          <w:rStyle w:val="SpecialCharTok"/>
-        </w:rPr>
-        <w:t xml:space="preserve">.</w:t>
-      </w:r>
-      <w:r>
-        <w:rPr>
-          <w:rStyle w:val="NormalTok"/>
-        </w:rPr>
-        <w:t xml:space="preserve">identifiant</w:t>
-      </w:r>
-      <w:r>
-        <w:rPr>
-          <w:rStyle w:val="SpecialCharTok"/>
-        </w:rPr>
-        <w:t xml:space="preserve">}</w:t>
-      </w:r>
-      <w:r>
-        <w:rPr>
-          <w:rStyle w:val="SpecialStringTok"/>
-        </w:rPr>
-        <w:t xml:space="preserve">"</w:t>
-      </w:r>
-      <w:r>
-        <w:br/>
-      </w:r>
-      <w:r>
-        <w:br/>
-      </w:r>
-      <w:r>
-        <w:rPr>
-          <w:rStyle w:val="KeywordTok"/>
-        </w:rPr>
-        <w:t xml:space="preserve">class</w:t>
-      </w:r>
-      <w:r>
-        <w:rPr>
-          <w:rStyle w:val="NormalTok"/>
-        </w:rPr>
-        <w:t xml:space="preserve"> Administrateur(Utilisateur):</w:t>
-      </w:r>
-      <w:r>
-        <w:br/>
-      </w:r>
-      <w:r>
-        <w:rPr>
-          <w:rStyle w:val="NormalTok"/>
-        </w:rPr>
-        <w:t xml:space="preserve">    </w:t>
-      </w:r>
-      <w:r>
-        <w:rPr>
-          <w:rStyle w:val="CommentTok"/>
-        </w:rPr>
-        <w:t xml:space="preserve">"""Classe fille héritant d'Utilisateur avec redéfinition."""</w:t>
-      </w:r>
-      <w:r>
-        <w:br/>
-      </w:r>
-      <w:r>
-        <w:rPr>
-          <w:rStyle w:val="NormalTok"/>
-        </w:rPr>
-        <w:t xml:space="preserve">    </w:t>
-      </w:r>
-      <w:r>
-        <w:rPr>
-          <w:rStyle w:val="KeywordTok"/>
-        </w:rPr>
-        <w:t xml:space="preserve">def</w:t>
-      </w:r>
-      <w:r>
-        <w:rPr>
-          <w:rStyle w:val="NormalTok"/>
-        </w:rPr>
-        <w:t xml:space="preserve"> </w:t>
-      </w:r>
-      <w:r>
-        <w:rPr>
-          <w:rStyle w:val="FunctionTok"/>
-        </w:rPr>
-        <w:t xml:space="preserve">__init__</w:t>
-      </w:r>
-      <w:r>
-        <w:rPr>
-          <w:rStyle w:val="NormalTok"/>
-        </w:rPr>
-        <w:t xml:space="preserve">(</w:t>
-      </w:r>
-      <w:r>
-        <w:rPr>
-          <w:rStyle w:val="VariableTok"/>
-        </w:rPr>
-        <w:t xml:space="preserve">self</w:t>
-      </w:r>
-      <w:r>
-        <w:rPr>
-          <w:rStyle w:val="NormalTok"/>
-        </w:rPr>
-        <w:t xml:space="preserve">, identifiant, niveau_acces):</w:t>
-      </w:r>
-      <w:r>
-        <w:br/>
-      </w:r>
-      <w:r>
-        <w:rPr>
-          <w:rStyle w:val="NormalTok"/>
-        </w:rPr>
-        <w:t xml:space="preserve">        </w:t>
-      </w:r>
-      <w:r>
-        <w:rPr>
-          <w:rStyle w:val="BuiltInTok"/>
-        </w:rPr>
-        <w:t xml:space="preserve">super</w:t>
-      </w:r>
-      <w:r>
-        <w:rPr>
-          <w:rStyle w:val="NormalTok"/>
-        </w:rPr>
-        <w:t xml:space="preserve">().</w:t>
-      </w:r>
-      <w:r>
-        <w:rPr>
-          <w:rStyle w:val="FunctionTok"/>
-        </w:rPr>
-        <w:t xml:space="preserve">__init__</w:t>
-      </w:r>
-      <w:r>
-        <w:rPr>
-          <w:rStyle w:val="NormalTok"/>
-        </w:rPr>
-        <w:t xml:space="preserve">(identifiant)  </w:t>
-      </w:r>
-      <w:r>
-        <w:rPr>
-          <w:rStyle w:val="CommentTok"/>
-        </w:rPr>
-        <w:t xml:space="preserve"># Appel du constructeur parent</w:t>
-      </w:r>
-      <w:r>
-        <w:br/>
-      </w:r>
-      <w:r>
-        <w:rPr>
-          <w:rStyle w:val="NormalTok"/>
-        </w:rPr>
-        <w:t xml:space="preserve">        </w:t>
-      </w:r>
-      <w:r>
-        <w:rPr>
-          <w:rStyle w:val="VariableTok"/>
-        </w:rPr>
-        <w:t xml:space="preserve">self</w:t>
-      </w:r>
-      <w:r>
-        <w:rPr>
-          <w:rStyle w:val="NormalTok"/>
-        </w:rPr>
-        <w:t xml:space="preserve">.niveau_acces </w:t>
-      </w:r>
-      <w:r>
-        <w:rPr>
-          <w:rStyle w:val="OperatorTok"/>
-        </w:rPr>
-        <w:t xml:space="preserve">=</w:t>
-      </w:r>
-      <w:r>
-        <w:rPr>
-          <w:rStyle w:val="NormalTok"/>
-        </w:rPr>
-        <w:t xml:space="preserve"> niveau_acces</w:t>
-      </w:r>
-      <w:r>
-        <w:br/>
-      </w:r>
-      <w:r>
-        <w:br/>
-      </w:r>
-      <w:r>
-        <w:rPr>
-          <w:rStyle w:val="NormalTok"/>
-        </w:rPr>
-        <w:t xml:space="preserve">    </w:t>
-      </w:r>
-      <w:r>
-        <w:rPr>
-          <w:rStyle w:val="KeywordTok"/>
-        </w:rPr>
-        <w:t xml:space="preserve">def</w:t>
-      </w:r>
-      <w:r>
-        <w:rPr>
-          <w:rStyle w:val="NormalTok"/>
-        </w:rPr>
-        <w:t xml:space="preserve"> obtenir_profil(</w:t>
-      </w:r>
-      <w:r>
-        <w:rPr>
-          <w:rStyle w:val="VariableTok"/>
-        </w:rPr>
-        <w:t xml:space="preserve">self</w:t>
-      </w:r>
-      <w:r>
-        <w:rPr>
-          <w:rStyle w:val="NormalTok"/>
-        </w:rPr>
-        <w:t xml:space="preserve">):</w:t>
-      </w:r>
-      <w:r>
-        <w:br/>
-      </w:r>
-      <w:r>
-        <w:rPr>
-          <w:rStyle w:val="NormalTok"/>
-        </w:rPr>
-        <w:t xml:space="preserve">        </w:t>
-      </w:r>
-      <w:r>
-        <w:rPr>
-          <w:rStyle w:val="CommentTok"/>
-        </w:rPr>
-        <w:t xml:space="preserve"># Redéfinition de la méthode héritée</w:t>
-      </w:r>
-      <w:r>
-        <w:br/>
-      </w:r>
-      <w:r>
-        <w:rPr>
-          <w:rStyle w:val="NormalTok"/>
-        </w:rPr>
-        <w:t xml:space="preserve">        profil_base </w:t>
-      </w:r>
-      <w:r>
-        <w:rPr>
-          <w:rStyle w:val="OperatorTok"/>
-        </w:rPr>
-        <w:t xml:space="preserve">=</w:t>
-      </w:r>
-      <w:r>
-        <w:rPr>
-          <w:rStyle w:val="NormalTok"/>
-        </w:rPr>
-        <w:t xml:space="preserve"> </w:t>
-      </w:r>
-      <w:r>
-        <w:rPr>
-          <w:rStyle w:val="BuiltInTok"/>
-        </w:rPr>
-        <w:t xml:space="preserve">super</w:t>
-      </w:r>
-      <w:r>
-        <w:rPr>
-          <w:rStyle w:val="NormalTok"/>
-        </w:rPr>
-        <w:t xml:space="preserve">().obtenir_profil()</w:t>
-      </w:r>
-      <w:r>
-        <w:br/>
-      </w:r>
-      <w:r>
-        <w:rPr>
-          <w:rStyle w:val="NormalTok"/>
-        </w:rPr>
-        <w:t xml:space="preserve">        </w:t>
-      </w:r>
-      <w:r>
-        <w:rPr>
-          <w:rStyle w:val="ControlFlowTok"/>
-        </w:rPr>
-        <w:t xml:space="preserve">return</w:t>
-      </w:r>
-      <w:r>
-        <w:rPr>
-          <w:rStyle w:val="NormalTok"/>
-        </w:rPr>
-        <w:t xml:space="preserve"> </w:t>
-      </w:r>
-      <w:r>
-        <w:rPr>
-          <w:rStyle w:val="SpecialStringTok"/>
-        </w:rPr>
-        <w:t xml:space="preserve">f"</w:t>
-      </w:r>
-      <w:r>
-        <w:rPr>
-          <w:rStyle w:val="SpecialCharTok"/>
-        </w:rPr>
-        <w:t xml:space="preserve">{</w:t>
-      </w:r>
-      <w:r>
-        <w:rPr>
-          <w:rStyle w:val="NormalTok"/>
-        </w:rPr>
-        <w:t xml:space="preserve">profil_base</w:t>
-      </w:r>
-      <w:r>
-        <w:rPr>
-          <w:rStyle w:val="SpecialCharTok"/>
-        </w:rPr>
-        <w:t xml:space="preserve">}</w:t>
-      </w:r>
-      <w:r>
-        <w:rPr>
-          <w:rStyle w:val="SpecialStringTok"/>
-        </w:rPr>
-        <w:t xml:space="preserve"> | Rôle : Admin (Niveau </w:t>
-      </w:r>
-      <w:r>
-        <w:rPr>
-          <w:rStyle w:val="SpecialCharTok"/>
-        </w:rPr>
-        <w:t xml:space="preserve">{</w:t>
-      </w:r>
-      <w:r>
-        <w:rPr>
-          <w:rStyle w:val="VariableTok"/>
-        </w:rPr>
-        <w:t xml:space="preserve">self</w:t>
-      </w:r>
-      <w:r>
-        <w:rPr>
-          <w:rStyle w:val="SpecialCharTok"/>
-        </w:rPr>
-        <w:t xml:space="preserve">.</w:t>
-      </w:r>
-      <w:r>
-        <w:rPr>
-          <w:rStyle w:val="NormalTok"/>
-        </w:rPr>
-        <w:t xml:space="preserve">niveau_acces</w:t>
-      </w:r>
-      <w:r>
-        <w:rPr>
-          <w:rStyle w:val="SpecialCharTok"/>
-        </w:rPr>
-        <w:t xml:space="preserve">}</w:t>
-      </w:r>
-      <w:r>
-        <w:rPr>
-          <w:rStyle w:val="SpecialStringTok"/>
-        </w:rPr>
-        <w:t xml:space="preserve">)"</w:t>
-      </w:r>
-      <w:r>
-        <w:br/>
-      </w:r>
-      <w:r>
-        <w:br/>
-      </w:r>
-      <w:r>
-        <w:rPr>
-          <w:rStyle w:val="CommentTok"/>
-        </w:rPr>
-        <w:t xml:space="preserve"># Instanciation et test des objets</w:t>
-      </w:r>
-      <w:r>
-        <w:br/>
-      </w:r>
-      <w:r>
-        <w:rPr>
-          <w:rStyle w:val="NormalTok"/>
-        </w:rPr>
-        <w:t xml:space="preserve">admin </w:t>
-      </w:r>
-      <w:r>
-        <w:rPr>
-          <w:rStyle w:val="OperatorTok"/>
-        </w:rPr>
-        <w:t xml:space="preserve">=</w:t>
-      </w:r>
-      <w:r>
-        <w:rPr>
-          <w:rStyle w:val="NormalTok"/>
-        </w:rPr>
-        <w:t xml:space="preserve"> Administrateur(</w:t>
-      </w:r>
-      <w:r>
-        <w:rPr>
-          <w:rStyle w:val="StringTok"/>
-        </w:rPr>
-        <w:t xml:space="preserve">"USR-001"</w:t>
-      </w:r>
-      <w:r>
-        <w:rPr>
-          <w:rStyle w:val="NormalTok"/>
-        </w:rPr>
-        <w:t xml:space="preserve">, </w:t>
-      </w:r>
-      <w:r>
-        <w:rPr>
-          <w:rStyle w:val="DecValTok"/>
-        </w:rPr>
-        <w:t xml:space="preserve">3</w:t>
-      </w:r>
-      <w:r>
-        <w:rPr>
-          <w:rStyle w:val="NormalTok"/>
-        </w:rPr>
-        <w:t xml:space="preserve">)</w:t>
-      </w:r>
-      <w:r>
-        <w:br/>
-      </w:r>
-      <w:r>
-        <w:rPr>
-          <w:rStyle w:val="BuiltInTok"/>
-        </w:rPr>
-        <w:t xml:space="preserve">print</w:t>
-      </w:r>
-      <w:r>
-        <w:rPr>
-          <w:rStyle w:val="NormalTok"/>
-        </w:rPr>
-        <w:t xml:space="preserve">(admin.obtenir_profil())</w:t>
-      </w:r>
-    </w:p>
-    <w:bookmarkEnd w:id="25"/>
-    <w:bookmarkStart w:id="26" w:name="exercices"/>
+    <w:bookmarkStart w:id="23" w:name="exercices"/>
     <w:p>
       <w:pPr>
         <w:pStyle w:val="Heading2"/>
@@ -1563,7 +461,7 @@
         <w:t xml:space="preserve"> </w:t>
       </w:r>
       <w:r>
-        <w:t xml:space="preserve">Créez une classe</w:t>
+        <w:t xml:space="preserve">Exécutez la commande dans votre terminal pour créer un environnement virtuel nommé</w:t>
       </w:r>
       <w:r>
         <w:t xml:space="preserve"> </w:t>
@@ -1572,13 +470,13 @@
         <w:rPr>
           <w:rStyle w:val="VerbatimChar"/>
         </w:rPr>
-        <w:t xml:space="preserve">Livre</w:t>
+        <w:t xml:space="preserve">env_projet</w:t>
       </w:r>
       <w:r>
         <w:t xml:space="preserve"> </w:t>
       </w:r>
       <w:r>
-        <w:t xml:space="preserve">possédant un constructeur initialisant un titre et un auteur, ainsi qu’une méthode retournant une description textuelle de l’ouvrage.</w:t>
+        <w:t xml:space="preserve">à la racine de votre dossier de travail.</w:t>
       </w:r>
     </w:p>
     <w:p>
@@ -1600,41 +498,11 @@
         <w:t xml:space="preserve"> </w:t>
       </w:r>
       <w:r>
-        <w:t xml:space="preserve">Développez une classe fille</w:t>
-      </w:r>
-      <w:r>
-        <w:t xml:space="preserve"> </w:t>
-      </w:r>
-      <w:r>
-        <w:rPr>
-          <w:rStyle w:val="VerbatimChar"/>
-        </w:rPr>
-        <w:t xml:space="preserve">LivreNumerique</w:t>
-      </w:r>
-      <w:r>
-        <w:t xml:space="preserve"> </w:t>
-      </w:r>
-      <w:r>
-        <w:t xml:space="preserve">qui hérite de la classe</w:t>
-      </w:r>
-      <w:r>
-        <w:t xml:space="preserve"> </w:t>
-      </w:r>
-      <w:r>
-        <w:rPr>
-          <w:rStyle w:val="VerbatimChar"/>
-        </w:rPr>
-        <w:t xml:space="preserve">Livre</w:t>
-      </w:r>
-      <w:r>
-        <w:t xml:space="preserve"> </w:t>
-      </w:r>
-      <w:r>
-        <w:t xml:space="preserve">en y ajoutant un attribut supplémentaire pour la taille du fichier en mégaoctets, puis instanciez un objet de cette classe.</w:t>
-      </w:r>
-    </w:p>
-    <w:bookmarkEnd w:id="26"/>
-    <w:bookmarkEnd w:id="27"/>
+        <w:t xml:space="preserve">Activez l’environnement virtuel créé, vérifiez son bon fonctionnement, puis désactivez-le à l’aide de la commande appropriée.</w:t>
+      </w:r>
+    </w:p>
+    <w:bookmarkEnd w:id="23"/>
+    <w:bookmarkEnd w:id="24"/>
     <w:sectPr/>
   </w:body>
 </w:document>

--- a/redaction/chapitre15/paragraphes.docx
+++ b/redaction/chapitre15/paragraphes.docx
@@ -2,13 +2,14 @@
 <file path=word/document.xml><?xml version="1.0" encoding="utf-8"?>
 <w:document xmlns:w="http://schemas.openxmlformats.org/wordprocessingml/2006/main" xmlns:m="http://schemas.openxmlformats.org/officeDocument/2006/math" xmlns:r="http://schemas.openxmlformats.org/officeDocument/2006/relationships" xmlns:o="urn:schemas-microsoft-com:office:office" xmlns:v="urn:schemas-microsoft-com:vml" xmlns:w10="urn:schemas-microsoft-com:office:word" xmlns:a="http://schemas.openxmlformats.org/drawingml/2006/main" xmlns:pic="http://schemas.openxmlformats.org/drawingml/2006/picture" xmlns:wp="http://schemas.openxmlformats.org/drawingml/2006/wordprocessingDrawing">
   <w:body>
-    <w:bookmarkStart w:id="24" w:name="Xde4039b105dc491586e7d0982c24e6401a93c05"/>
+    <w:bookmarkStart w:id="24" w:name="X9a747ffe8188e3b06d80d635856ae0d3c73205d"/>
     <w:p>
       <w:pPr>
         <w:pStyle w:val="Heading1"/>
-      </w:pPr>
-      <w:r>
-        <w:t xml:space="preserve">Chapitre 13 : Environnement virtuel adapté à chaque application</w:t>
+        <w:pageBreakBefore/>
+      </w:pPr>
+      <w:r>
+        <w:t xml:space="preserve">Chapitre 15 : Environnement virtuel adapté à chaque application</w:t>
       </w:r>
     </w:p>
     <w:p>
@@ -116,6 +117,14 @@
     <w:p>
       <w:pPr>
         <w:pStyle w:val="SourceCode"/>
+        <w:pBdr>
+          <w:top w:val="single" w:sz="6" w:space="8" w:color="9AA5B1"/>
+          <w:left w:val="single" w:sz="6" w:space="8" w:color="9AA5B1"/>
+          <w:bottom w:val="single" w:sz="6" w:space="8" w:color="9AA5B1"/>
+          <w:right w:val="single" w:sz="6" w:space="8" w:color="9AA5B1"/>
+        </w:pBdr>
+        <w:spacing w:before="120" w:after="120" w:line="240" w:lineRule="auto"/>
+        <w:ind w:left="180" w:right="180"/>
       </w:pPr>
       <w:r>
         <w:rPr>
@@ -154,6 +163,12 @@
     <w:p>
       <w:pPr>
         <w:pStyle w:val="BlockText"/>
+        <w:shd w:val="clear" w:color="auto" w:fill="EAF6FB"/>
+        <w:spacing w:before="100" w:after="100"/>
+        <w:ind w:left="180" w:right="180"/>
+        <w:pBdr>
+          <w:left w:val="single" w:sz="18" w:space="8" w:color="2980B9"/>
+        </w:pBdr>
       </w:pPr>
       <w:r>
         <w:t xml:space="preserve">💡 Nommez généralement votre environnement virtuel</w:t>
@@ -247,6 +262,14 @@
     <w:p>
       <w:pPr>
         <w:pStyle w:val="SourceCode"/>
+        <w:pBdr>
+          <w:top w:val="single" w:sz="6" w:space="8" w:color="9AA5B1"/>
+          <w:left w:val="single" w:sz="6" w:space="8" w:color="9AA5B1"/>
+          <w:bottom w:val="single" w:sz="6" w:space="8" w:color="9AA5B1"/>
+          <w:right w:val="single" w:sz="6" w:space="8" w:color="9AA5B1"/>
+        </w:pBdr>
+        <w:spacing w:before="120" w:after="120" w:line="240" w:lineRule="auto"/>
+        <w:ind w:left="180" w:right="180"/>
       </w:pPr>
       <w:r>
         <w:rPr>
@@ -273,6 +296,12 @@
     <w:p>
       <w:pPr>
         <w:pStyle w:val="BlockText"/>
+        <w:shd w:val="clear" w:color="auto" w:fill="EAF6FB"/>
+        <w:spacing w:before="100" w:after="100"/>
+        <w:ind w:left="180" w:right="180"/>
+        <w:pBdr>
+          <w:left w:val="single" w:sz="18" w:space="8" w:color="2980B9"/>
+        </w:pBdr>
       </w:pPr>
       <w:r>
         <w:t xml:space="preserve">💡 Vérifiez toujours que votre invite de commande affiche le nom de l’environnement entre parenthèses (par exemple</w:t>
@@ -310,6 +339,14 @@
     <w:p>
       <w:pPr>
         <w:pStyle w:val="SourceCode"/>
+        <w:pBdr>
+          <w:top w:val="single" w:sz="6" w:space="8" w:color="9AA5B1"/>
+          <w:left w:val="single" w:sz="6" w:space="8" w:color="9AA5B1"/>
+          <w:bottom w:val="single" w:sz="6" w:space="8" w:color="9AA5B1"/>
+          <w:right w:val="single" w:sz="6" w:space="8" w:color="9AA5B1"/>
+        </w:pBdr>
+        <w:spacing w:before="120" w:after="120" w:line="240" w:lineRule="auto"/>
+        <w:ind w:left="180" w:right="180"/>
       </w:pPr>
       <w:r>
         <w:rPr>
@@ -830,29 +867,55 @@
   <w:style w:default="1" w:styleId="Normal" w:type="paragraph">
     <w:name w:val="Normal"/>
     <w:qFormat/>
+    <w:pPr>
+      <w:spacing w:line="300" w:lineRule="auto" w:after="160"/>
+    </w:pPr>
+    <w:rPr>
+      <w:rFonts w:ascii="Cambria" w:hAnsi="Cambria"/>
+      <w:color w:val="2F3542"/>
+      <w:sz w:val="23"/>
+    </w:rPr>
   </w:style>
   <w:style w:styleId="BodyText" w:type="paragraph">
     <w:name w:val="Body Text"/>
     <w:basedOn w:val="Normal"/>
     <w:link w:val="BodyTextChar"/>
     <w:pPr>
-      <w:spacing w:after="180" w:before="180"/>
-    </w:pPr>
-    <w:qFormat/>
+      <w:spacing w:after="160" w:before="180" w:line="300" w:lineRule="auto"/>
+    </w:pPr>
+    <w:qFormat/>
+    <w:rPr>
+      <w:rFonts w:ascii="Cambria" w:hAnsi="Cambria"/>
+      <w:color w:val="2F3542"/>
+      <w:sz w:val="23"/>
+    </w:rPr>
   </w:style>
   <w:style w:customStyle="1" w:styleId="FirstParagraph" w:type="paragraph">
     <w:name w:val="First Paragraph"/>
     <w:basedOn w:val="BodyText"/>
     <w:next w:val="BodyText"/>
     <w:qFormat/>
+    <w:pPr>
+      <w:spacing w:line="300" w:lineRule="auto" w:after="160"/>
+    </w:pPr>
+    <w:rPr>
+      <w:rFonts w:ascii="Cambria" w:hAnsi="Cambria"/>
+      <w:color w:val="2F3542"/>
+      <w:sz w:val="23"/>
+    </w:rPr>
   </w:style>
   <w:style w:customStyle="1" w:styleId="Compact" w:type="paragraph">
     <w:name w:val="Compact"/>
     <w:basedOn w:val="BodyText"/>
     <w:qFormat/>
     <w:pPr>
-      <w:spacing w:after="36" w:before="36"/>
-    </w:pPr>
+      <w:spacing w:after="160" w:before="36" w:line="300" w:lineRule="auto"/>
+    </w:pPr>
+    <w:rPr>
+      <w:rFonts w:ascii="Cambria" w:hAnsi="Cambria"/>
+      <w:color w:val="2F3542"/>
+      <w:sz w:val="23"/>
+    </w:rPr>
   </w:style>
   <w:style w:styleId="Title" w:type="paragraph">
     <w:name w:val="Title"/>
@@ -942,15 +1005,16 @@
     <w:pPr>
       <w:keepNext/>
       <w:keepLines/>
-      <w:spacing w:after="0" w:before="480"/>
+      <w:pageBreakBefore/>
+      <w:spacing w:after="360" w:before="0"/>
       <w:outlineLvl w:val="0"/>
     </w:pPr>
     <w:rPr>
-      <w:rFonts w:asciiTheme="majorHAnsi" w:cstheme="majorBidi" w:eastAsiaTheme="majorEastAsia" w:hAnsiTheme="majorHAnsi"/>
+      <w:rFonts w:asciiTheme="majorHAnsi" w:cstheme="majorBidi" w:eastAsiaTheme="majorEastAsia" w:hAnsiTheme="majorHAnsi" w:ascii="Calibri" w:hAnsi="Calibri"/>
       <w:b/>
       <w:bCs/>
-      <w:color w:themeColor="accent1" w:val="4F81BD"/>
-      <w:sz w:val="32"/>
+      <w:color w:val="2C3E50"/>
+      <w:sz w:val="52"/>
       <w:szCs w:val="32"/>
     </w:rPr>
   </w:style>
@@ -964,15 +1028,15 @@
     <w:pPr>
       <w:keepNext/>
       <w:keepLines/>
-      <w:spacing w:after="0" w:before="200"/>
+      <w:spacing w:after="160" w:before="440"/>
       <w:outlineLvl w:val="1"/>
     </w:pPr>
     <w:rPr>
-      <w:rFonts w:asciiTheme="majorHAnsi" w:cstheme="majorBidi" w:eastAsiaTheme="majorEastAsia" w:hAnsiTheme="majorHAnsi"/>
+      <w:rFonts w:asciiTheme="majorHAnsi" w:cstheme="majorBidi" w:eastAsiaTheme="majorEastAsia" w:hAnsiTheme="majorHAnsi" w:ascii="Calibri" w:hAnsi="Calibri"/>
       <w:b/>
       <w:bCs/>
-      <w:color w:themeColor="accent1" w:val="4F81BD"/>
-      <w:sz w:val="28"/>
+      <w:color w:val="C0502D"/>
+      <w:sz w:val="30"/>
       <w:szCs w:val="28"/>
     </w:rPr>
   </w:style>
@@ -1132,6 +1196,12 @@
       <w:spacing w:after="100" w:before="100"/>
       <w:ind w:firstLine="0" w:left="480" w:right="480"/>
     </w:pPr>
+    <w:rPr>
+      <w:rFonts w:ascii="Calibri" w:hAnsi="Calibri"/>
+      <w:i/>
+      <w:color w:val="216E9C"/>
+      <w:sz w:val="22"/>
+    </w:rPr>
   </w:style>
   <w:style w:styleId="FootnoteText" w:type="paragraph">
     <w:name w:val="Footnote Text"/>
@@ -1283,6 +1353,11 @@
     <w:pPr>
       <w:wordWrap w:val="off"/>
     </w:pPr>
+    <w:rPr>
+      <w:rFonts w:ascii="Consolas" w:hAnsi="Consolas"/>
+      <w:color w:val="2F3542"/>
+      <w:sz w:val="19"/>
+    </w:rPr>
   </w:style>
   <w:style w:type="character" w:customStyle="1" w:styleId="KeywordTok">
     <w:name w:val="KeywordTok"/>

--- a/redaction/chapitre15/paragraphes.docx
+++ b/redaction/chapitre15/paragraphes.docx
@@ -327,7 +327,7 @@
       </w:r>
     </w:p>
     <w:bookmarkEnd w:id="21"/>
-    <w:bookmarkStart w:id="22" w:name="exemple-de-synthèse"/>
+    <w:bookmarkStart w:id="23" w:name="exemple-de-synthèse"/>
     <w:p>
       <w:pPr>
         <w:pStyle w:val="Heading2"/>
@@ -469,14 +469,13 @@
         <w:t xml:space="preserve">deactivate</w:t>
       </w:r>
     </w:p>
-    <w:bookmarkEnd w:id="22"/>
-    <w:bookmarkStart w:id="23" w:name="exercices"/>
-    <w:p>
-      <w:pPr>
-        <w:pStyle w:val="Heading2"/>
-      </w:pPr>
-      <w:r>
-        <w:t xml:space="preserve">Exercices</w:t>
+    <w:bookmarkStart w:id="22" w:name="exercices-de-fin-de-chapitre"/>
+    <w:p>
+      <w:pPr>
+        <w:pStyle w:val="Heading3"/>
+      </w:pPr>
+      <w:r>
+        <w:t xml:space="preserve">Exercices de fin de chapitre</w:t>
       </w:r>
     </w:p>
     <w:p>
@@ -538,6 +537,7 @@
         <w:t xml:space="preserve">Activez l’environnement virtuel créé, vérifiez son bon fonctionnement, puis désactivez-le à l’aide de la commande appropriée.</w:t>
       </w:r>
     </w:p>
+    <w:bookmarkEnd w:id="22"/>
     <w:bookmarkEnd w:id="23"/>
     <w:bookmarkEnd w:id="24"/>
     <w:sectPr/>
